--- a/docs/lista_louvores/Textos_Louvores/BEM QUERER.docx
+++ b/docs/lista_louvores/Textos_Louvores/BEM QUERER.docx
@@ -1,80 +1,139 @@
 
 <file path=word/document.xml><?xml version="1.0" encoding="utf-8"?>
-<w:document xmlns:wpc="http://schemas.microsoft.com/office/word/2010/wordprocessingCanvas" xmlns:cx="http://schemas.microsoft.com/office/drawing/2014/chartex" xmlns:cx1="http://schemas.microsoft.com/office/drawing/2015/9/8/chartex" xmlns:cx2="http://schemas.microsoft.com/office/drawing/2015/10/21/chartex" xmlns:cx3="http://schemas.microsoft.com/office/drawing/2016/5/9/chartex" xmlns:cx4="http://schemas.microsoft.com/office/drawing/2016/5/10/chartex" xmlns:cx5="http://schemas.microsoft.com/office/drawing/2016/5/11/chartex" xmlns:cx6="http://schemas.microsoft.com/office/drawing/2016/5/12/chartex" xmlns:cx7="http://schemas.microsoft.com/office/drawing/2016/5/13/chartex" xmlns:cx8="http://schemas.microsoft.com/office/drawing/2016/5/14/chartex" xmlns:mc="http://schemas.openxmlformats.org/markup-compatibility/2006" xmlns:aink="http://schemas.microsoft.com/office/drawing/2016/ink" xmlns:am3d="http://schemas.microsoft.com/office/drawing/2017/model3d" xmlns:o="urn:schemas-microsoft-com:office:office" xmlns:oel="http://schemas.microsoft.com/office/2019/extlst" xmlns:r="http://schemas.openxmlformats.org/officeDocument/2006/relationships" xmlns:m="http://schemas.openxmlformats.org/officeDocument/2006/math" xmlns:v="urn:schemas-microsoft-com:vml" xmlns:wp14="http://schemas.microsoft.com/office/word/2010/wordprocessingDrawing" xmlns:wp="http://schemas.openxmlformats.org/drawingml/2006/wordprocessingDrawing" xmlns:w10="urn:schemas-microsoft-com:office:word" xmlns:w="http://schemas.openxmlformats.org/wordprocessingml/2006/main" xmlns:w14="http://schemas.microsoft.com/office/word/2010/wordml" xmlns:w15="http://schemas.microsoft.com/office/word/2012/wordml" xmlns:w16cex="http://schemas.microsoft.com/office/word/2018/wordml/cex" xmlns:w16cid="http://schemas.microsoft.com/office/word/2016/wordml/cid" xmlns:w16="http://schemas.microsoft.com/office/word/2018/wordml" xmlns:w16sdtdh="http://schemas.microsoft.com/office/word/2020/wordml/sdtdatahash" xmlns:w16se="http://schemas.microsoft.com/office/word/2015/wordml/symex" xmlns:wpg="http://schemas.microsoft.com/office/word/2010/wordprocessingGroup" xmlns:wpi="http://schemas.microsoft.com/office/word/2010/wordprocessingInk" xmlns:wne="http://schemas.microsoft.com/office/word/2006/wordml" xmlns:wps="http://schemas.microsoft.com/office/word/2010/wordprocessingShape" mc:Ignorable="w14 w15 w16se w16cid w16 w16cex w16sdtdh wp14">
+<w:document xmlns:wpc="http://schemas.microsoft.com/office/word/2010/wordprocessingCanvas" xmlns:cx="http://schemas.microsoft.com/office/drawing/2014/chartex" xmlns:cx1="http://schemas.microsoft.com/office/drawing/2015/9/8/chartex" xmlns:cx2="http://schemas.microsoft.com/office/drawing/2015/10/21/chartex" xmlns:cx3="http://schemas.microsoft.com/office/drawing/2016/5/9/chartex" xmlns:cx4="http://schemas.microsoft.com/office/drawing/2016/5/10/chartex" xmlns:cx5="http://schemas.microsoft.com/office/drawing/2016/5/11/chartex" xmlns:cx6="http://schemas.microsoft.com/office/drawing/2016/5/12/chartex" xmlns:cx7="http://schemas.microsoft.com/office/drawing/2016/5/13/chartex" xmlns:cx8="http://schemas.microsoft.com/office/drawing/2016/5/14/chartex" xmlns:mc="http://schemas.openxmlformats.org/markup-compatibility/2006" xmlns:aink="http://schemas.microsoft.com/office/drawing/2016/ink" xmlns:am3d="http://schemas.microsoft.com/office/drawing/2017/model3d" xmlns:o="urn:schemas-microsoft-com:office:office" xmlns:oel="http://schemas.microsoft.com/office/2019/extlst" xmlns:r="http://schemas.openxmlformats.org/officeDocument/2006/relationships" xmlns:m="http://schemas.openxmlformats.org/officeDocument/2006/math" xmlns:v="urn:schemas-microsoft-com:vml" xmlns:wp14="http://schemas.microsoft.com/office/word/2010/wordprocessingDrawing" xmlns:wp="http://schemas.openxmlformats.org/drawingml/2006/wordprocessingDrawing" xmlns:w10="urn:schemas-microsoft-com:office:word" xmlns:w="http://schemas.openxmlformats.org/wordprocessingml/2006/main" xmlns:w14="http://schemas.microsoft.com/office/word/2010/wordml" xmlns:w15="http://schemas.microsoft.com/office/word/2012/wordml" xmlns:w16cex="http://schemas.microsoft.com/office/word/2018/wordml/cex" xmlns:w16cid="http://schemas.microsoft.com/office/word/2016/wordml/cid" xmlns:w16="http://schemas.microsoft.com/office/word/2018/wordml" xmlns:w16du="http://schemas.microsoft.com/office/word/2023/wordml/word16du" xmlns:w16sdtdh="http://schemas.microsoft.com/office/word/2020/wordml/sdtdatahash" xmlns:w16sdtfl="http://schemas.microsoft.com/office/word/2024/wordml/sdtformatlock" xmlns:w16se="http://schemas.microsoft.com/office/word/2015/wordml/symex" xmlns:wpg="http://schemas.microsoft.com/office/word/2010/wordprocessingGroup" xmlns:wpi="http://schemas.microsoft.com/office/word/2010/wordprocessingInk" xmlns:wne="http://schemas.microsoft.com/office/word/2006/wordml" xmlns:wps="http://schemas.microsoft.com/office/word/2010/wordprocessingShape" mc:Ignorable="w14 w15 w16se w16cid w16 w16cex w16sdtdh w16sdtfl w16du wp14">
   <w:body>
     <w:p>
       <w:pPr>
-        <w:pStyle w:val="SemEspaamento"/>
+        <w:pStyle w:val="Ttulo1"/>
       </w:pPr>
       <w:r>
         <w:t>BEM QUERER</w:t>
-      </w:r>
-    </w:p>
-    <w:p>
-      <w:r>
-        <w:t>És o meu bem querer, meu Mestre</w:t>
-      </w:r>
-      <w:r>
-        <w:br/>
-        <w:t>Tudo o que tenho e sou</w:t>
-      </w:r>
-      <w:r>
-        <w:br/>
-      </w:r>
-      <w:r>
-        <w:t>Vem de Tua mão, Senhor</w:t>
-      </w:r>
-      <w:r>
-        <w:br/>
-        <w:t>Que se estende e me abençoa</w:t>
-      </w:r>
-      <w:r>
-        <w:br/>
-      </w:r>
-      <w:r>
-        <w:t xml:space="preserve">Mesmo sem merecer, pecador, </w:t>
-      </w:r>
-      <w:r>
-        <w:br/>
-      </w:r>
-      <w:r>
-        <w:t>O</w:t>
-      </w:r>
-      <w:r>
-        <w:t xml:space="preserve"> mais miserável dos homens que </w:t>
-      </w:r>
-      <w:proofErr w:type="spellStart"/>
-      <w:r>
-        <w:t>sou</w:t>
-      </w:r>
-      <w:proofErr w:type="spellEnd"/>
-    </w:p>
-    <w:p>
-      <w:r>
-        <w:t xml:space="preserve">Me envolves com Teu amor </w:t>
-      </w:r>
-      <w:r>
-        <w:br/>
-        <w:t>E por isso eu sou mais feliz</w:t>
-      </w:r>
-      <w:r>
-        <w:t xml:space="preserve"> (2X)</w:t>
       </w:r>
     </w:p>
     <w:p>
       <w:pPr>
         <w:rPr>
+          <w:rFonts w:ascii="Times New Roman" w:hAnsi="Times New Roman"/>
+        </w:rPr>
+      </w:pPr>
+      <w:r>
+        <w:rPr>
+          <w:rFonts w:ascii="Times New Roman" w:hAnsi="Times New Roman"/>
+        </w:rPr>
+        <w:t>És o meu bem querer, meu Mestre</w:t>
+      </w:r>
+      <w:r>
+        <w:rPr>
+          <w:rFonts w:ascii="Times New Roman" w:hAnsi="Times New Roman"/>
+        </w:rPr>
+        <w:br/>
+        <w:t>Tudo o que tenho e sou</w:t>
+      </w:r>
+      <w:r>
+        <w:rPr>
+          <w:rFonts w:ascii="Times New Roman" w:hAnsi="Times New Roman"/>
+        </w:rPr>
+        <w:br/>
+      </w:r>
+      <w:r>
+        <w:rPr>
+          <w:rFonts w:ascii="Times New Roman" w:hAnsi="Times New Roman"/>
+        </w:rPr>
+        <w:t>Vem de Tua mão, Senhor</w:t>
+      </w:r>
+      <w:r>
+        <w:rPr>
+          <w:rFonts w:ascii="Times New Roman" w:hAnsi="Times New Roman"/>
+        </w:rPr>
+        <w:br/>
+        <w:t>Que se estende e me abençoa</w:t>
+      </w:r>
+      <w:r>
+        <w:rPr>
+          <w:rFonts w:ascii="Times New Roman" w:hAnsi="Times New Roman"/>
+        </w:rPr>
+        <w:br/>
+      </w:r>
+      <w:r>
+        <w:rPr>
+          <w:rFonts w:ascii="Times New Roman" w:hAnsi="Times New Roman"/>
+        </w:rPr>
+        <w:t xml:space="preserve">Mesmo sem merecer, pecador, </w:t>
+      </w:r>
+      <w:r>
+        <w:rPr>
+          <w:rFonts w:ascii="Times New Roman" w:hAnsi="Times New Roman"/>
+        </w:rPr>
+        <w:br/>
+      </w:r>
+      <w:r>
+        <w:rPr>
+          <w:rFonts w:ascii="Times New Roman" w:hAnsi="Times New Roman"/>
+        </w:rPr>
+        <w:t>O mais miserável dos homens que sou</w:t>
+      </w:r>
+    </w:p>
+    <w:p>
+      <w:pPr>
+        <w:rPr>
+          <w:rFonts w:ascii="Times New Roman" w:hAnsi="Times New Roman"/>
+        </w:rPr>
+      </w:pPr>
+      <w:r>
+        <w:rPr>
+          <w:rFonts w:ascii="Times New Roman" w:hAnsi="Times New Roman"/>
+        </w:rPr>
+        <w:t xml:space="preserve">Me envolves com Teu amor </w:t>
+      </w:r>
+      <w:r>
+        <w:rPr>
+          <w:rFonts w:ascii="Times New Roman" w:hAnsi="Times New Roman"/>
+        </w:rPr>
+        <w:br/>
+        <w:t xml:space="preserve">E por isso eu sou mais feliz </w:t>
+      </w:r>
+      <w:r>
+        <w:rPr>
+          <w:rFonts w:ascii="Times New Roman" w:hAnsi="Times New Roman"/>
+          <w:b/>
+          <w:bCs/>
+        </w:rPr>
+        <w:t>[</w:t>
+      </w:r>
+      <w:r>
+        <w:rPr>
+          <w:rFonts w:ascii="Times New Roman" w:hAnsi="Times New Roman"/>
+          <w:b/>
+          <w:bCs/>
+        </w:rPr>
+        <w:t>2X</w:t>
+      </w:r>
+      <w:r>
+        <w:rPr>
+          <w:rFonts w:ascii="Times New Roman" w:hAnsi="Times New Roman"/>
+          <w:b/>
+          <w:bCs/>
+        </w:rPr>
+        <w:t>]</w:t>
+      </w:r>
+    </w:p>
+    <w:p>
+      <w:pPr>
+        <w:rPr>
+          <w:rFonts w:ascii="Times New Roman" w:hAnsi="Times New Roman"/>
           <w:iCs/>
         </w:rPr>
       </w:pPr>
       <w:r>
         <w:rPr>
+          <w:rFonts w:ascii="Times New Roman" w:hAnsi="Times New Roman"/>
           <w:iCs/>
         </w:rPr>
         <w:t>Se a vida quer me tirar de Ti</w:t>
       </w:r>
       <w:r>
         <w:rPr>
+          <w:rFonts w:ascii="Times New Roman" w:hAnsi="Times New Roman"/>
           <w:iCs/>
         </w:rPr>
         <w:br/>
@@ -82,18 +141,21 @@
       </w:r>
       <w:r>
         <w:rPr>
+          <w:rFonts w:ascii="Times New Roman" w:hAnsi="Times New Roman"/>
           <w:iCs/>
         </w:rPr>
         <w:br/>
       </w:r>
       <w:r>
         <w:rPr>
+          <w:rFonts w:ascii="Times New Roman" w:hAnsi="Times New Roman"/>
           <w:iCs/>
         </w:rPr>
         <w:t>Eu clamo a Ti, Jesus,</w:t>
       </w:r>
       <w:r>
         <w:rPr>
+          <w:rFonts w:ascii="Times New Roman" w:hAnsi="Times New Roman"/>
           <w:iCs/>
         </w:rPr>
         <w:br/>
@@ -101,18 +163,21 @@
       </w:r>
       <w:r>
         <w:rPr>
+          <w:rFonts w:ascii="Times New Roman" w:hAnsi="Times New Roman"/>
           <w:iCs/>
         </w:rPr>
         <w:br/>
       </w:r>
       <w:r>
         <w:rPr>
+          <w:rFonts w:ascii="Times New Roman" w:hAnsi="Times New Roman"/>
           <w:iCs/>
         </w:rPr>
         <w:t>Pois estou bem certo de que nada</w:t>
       </w:r>
       <w:r>
         <w:rPr>
+          <w:rFonts w:ascii="Times New Roman" w:hAnsi="Times New Roman"/>
           <w:iCs/>
         </w:rPr>
         <w:br/>
@@ -120,60 +185,124 @@
       </w:r>
       <w:r>
         <w:rPr>
+          <w:rFonts w:ascii="Times New Roman" w:hAnsi="Times New Roman"/>
           <w:iCs/>
         </w:rPr>
         <w:br/>
       </w:r>
       <w:r>
         <w:rPr>
+          <w:rFonts w:ascii="Times New Roman" w:hAnsi="Times New Roman"/>
           <w:iCs/>
         </w:rPr>
         <w:t>Vai me afastar de Ti</w:t>
       </w:r>
       <w:r>
         <w:rPr>
+          <w:rFonts w:ascii="Times New Roman" w:hAnsi="Times New Roman"/>
           <w:iCs/>
         </w:rPr>
         <w:br/>
       </w:r>
       <w:r>
         <w:rPr>
+          <w:rFonts w:ascii="Times New Roman" w:hAnsi="Times New Roman"/>
           <w:iCs/>
         </w:rPr>
         <w:t>De Tua benção e do Teu amor</w:t>
       </w:r>
     </w:p>
     <w:p>
-      <w:r>
+      <w:pPr>
+        <w:rPr>
+          <w:rFonts w:ascii="Times New Roman" w:hAnsi="Times New Roman"/>
+        </w:rPr>
+      </w:pPr>
+      <w:r>
+        <w:rPr>
+          <w:rFonts w:ascii="Times New Roman" w:hAnsi="Times New Roman"/>
+        </w:rPr>
         <w:t>És o meu bem querer, Te amo!</w:t>
       </w:r>
       <w:r>
+        <w:rPr>
+          <w:rFonts w:ascii="Times New Roman" w:hAnsi="Times New Roman"/>
+        </w:rPr>
         <w:br/>
         <w:t>Ó Como eu Te amo, meu Jesus!</w:t>
       </w:r>
     </w:p>
     <w:p>
-      <w:r>
+      <w:pPr>
+        <w:rPr>
+          <w:rFonts w:ascii="Times New Roman" w:hAnsi="Times New Roman"/>
+        </w:rPr>
+      </w:pPr>
+      <w:r>
+        <w:rPr>
+          <w:rFonts w:ascii="Times New Roman" w:hAnsi="Times New Roman"/>
+        </w:rPr>
         <w:t xml:space="preserve">Me envolves com Teu amor </w:t>
       </w:r>
       <w:r>
+        <w:rPr>
+          <w:rFonts w:ascii="Times New Roman" w:hAnsi="Times New Roman"/>
+        </w:rPr>
         <w:br/>
-        <w:t>E por isso eu sou mais feliz</w:t>
-      </w:r>
-      <w:r>
-        <w:t xml:space="preserve"> (2X)</w:t>
+        <w:t xml:space="preserve">E por isso eu sou mais feliz </w:t>
+      </w:r>
+      <w:r>
+        <w:rPr>
+          <w:rFonts w:ascii="Times New Roman" w:hAnsi="Times New Roman"/>
+          <w:b/>
+          <w:bCs/>
+        </w:rPr>
+        <w:t>[</w:t>
+      </w:r>
+      <w:r>
+        <w:rPr>
+          <w:rFonts w:ascii="Times New Roman" w:hAnsi="Times New Roman"/>
+          <w:b/>
+          <w:bCs/>
+        </w:rPr>
+        <w:t>2X</w:t>
+      </w:r>
+      <w:r>
+        <w:rPr>
+          <w:rFonts w:ascii="Times New Roman" w:hAnsi="Times New Roman"/>
+          <w:b/>
+          <w:bCs/>
+        </w:rPr>
+        <w:t>]</w:t>
       </w:r>
     </w:p>
     <w:p>
-      <w:r>
+      <w:pPr>
+        <w:rPr>
+          <w:rFonts w:ascii="Times New Roman" w:hAnsi="Times New Roman"/>
+        </w:rPr>
+      </w:pPr>
+      <w:r>
+        <w:rPr>
+          <w:rFonts w:ascii="Times New Roman" w:hAnsi="Times New Roman"/>
+        </w:rPr>
         <w:t xml:space="preserve">Me envolves com Teu amor </w:t>
       </w:r>
       <w:r>
+        <w:rPr>
+          <w:rFonts w:ascii="Times New Roman" w:hAnsi="Times New Roman"/>
+        </w:rPr>
         <w:br/>
         <w:t>E por isso eu sou mais feliz!</w:t>
       </w:r>
     </w:p>
-    <w:p/>
+    <w:p>
+      <w:pPr>
+        <w:rPr>
+          <w:rFonts w:ascii="Times New Roman" w:hAnsi="Times New Roman"/>
+        </w:rPr>
+      </w:pPr>
+    </w:p>
     <w:sectPr>
       <w:pgSz w:w="11906" w:h="16838"/>
       <w:pgMar w:top="1417" w:right="1701" w:bottom="1417" w:left="1701" w:header="708" w:footer="708" w:gutter="0"/>
@@ -185,7 +314,7 @@
 </file>
 
 <file path=word/styles.xml><?xml version="1.0" encoding="utf-8"?>
-<w:styles xmlns:mc="http://schemas.openxmlformats.org/markup-compatibility/2006" xmlns:r="http://schemas.openxmlformats.org/officeDocument/2006/relationships" xmlns:w="http://schemas.openxmlformats.org/wordprocessingml/2006/main" xmlns:w14="http://schemas.microsoft.com/office/word/2010/wordml" xmlns:w15="http://schemas.microsoft.com/office/word/2012/wordml" xmlns:w16cex="http://schemas.microsoft.com/office/word/2018/wordml/cex" xmlns:w16cid="http://schemas.microsoft.com/office/word/2016/wordml/cid" xmlns:w16="http://schemas.microsoft.com/office/word/2018/wordml" xmlns:w16sdtdh="http://schemas.microsoft.com/office/word/2020/wordml/sdtdatahash" xmlns:w16se="http://schemas.microsoft.com/office/word/2015/wordml/symex" mc:Ignorable="w14 w15 w16se w16cid w16 w16cex w16sdtdh">
+<w:styles xmlns:mc="http://schemas.openxmlformats.org/markup-compatibility/2006" xmlns:r="http://schemas.openxmlformats.org/officeDocument/2006/relationships" xmlns:w="http://schemas.openxmlformats.org/wordprocessingml/2006/main" xmlns:w14="http://schemas.microsoft.com/office/word/2010/wordml" xmlns:w15="http://schemas.microsoft.com/office/word/2012/wordml" xmlns:w16cex="http://schemas.microsoft.com/office/word/2018/wordml/cex" xmlns:w16cid="http://schemas.microsoft.com/office/word/2016/wordml/cid" xmlns:w16="http://schemas.microsoft.com/office/word/2018/wordml" xmlns:w16du="http://schemas.microsoft.com/office/word/2023/wordml/word16du" xmlns:w16sdtdh="http://schemas.microsoft.com/office/word/2020/wordml/sdtdatahash" xmlns:w16sdtfl="http://schemas.microsoft.com/office/word/2024/wordml/sdtformatlock" xmlns:w16se="http://schemas.microsoft.com/office/word/2015/wordml/symex" mc:Ignorable="w14 w15 w16se w16cid w16 w16cex w16sdtdh w16sdtfl w16du">
   <w:docDefaults>
     <w:rPrDefault>
       <w:rPr>
